--- a/files/Pinki_KUMARI.docx
+++ b/files/Pinki_KUMARI.docx
@@ -820,16 +820,61 @@
           <w:sz w:val="22"/>
           <w:szCs w:val="22"/>
         </w:rPr>
-        <w:t xml:space="preserve"> lab tasks, checking assignments        </w:t>
-      </w:r>
-      <w:r>
-        <w:rPr>
-          <w:rFonts w:ascii="Calibri" w:hAnsi="Calibri" w:cs="Calibri"/>
-          <w:b w:val="0"/>
-          <w:sz w:val="22"/>
-          <w:szCs w:val="22"/>
-        </w:rPr>
-        <w:t xml:space="preserve">       </w:t>
+        <w:t xml:space="preserve"> lab tasks </w:t>
+      </w:r>
+      <w:r>
+        <w:rPr>
+          <w:rFonts w:ascii="Calibri" w:hAnsi="Calibri" w:cs="Calibri"/>
+          <w:b w:val="0"/>
+          <w:sz w:val="22"/>
+          <w:szCs w:val="22"/>
+        </w:rPr>
+        <w:t xml:space="preserve">and </w:t>
+      </w:r>
+      <w:r>
+        <w:rPr>
+          <w:rFonts w:ascii="Calibri" w:hAnsi="Calibri" w:cs="Calibri"/>
+          <w:b w:val="0"/>
+          <w:sz w:val="22"/>
+          <w:szCs w:val="22"/>
+        </w:rPr>
+        <w:t>checking assignments</w:t>
+      </w:r>
+      <w:r>
+        <w:rPr>
+          <w:rFonts w:ascii="Calibri" w:hAnsi="Calibri" w:cs="Calibri"/>
+          <w:b w:val="0"/>
+          <w:sz w:val="22"/>
+          <w:szCs w:val="22"/>
+        </w:rPr>
+        <w:t>.</w:t>
+      </w:r>
+      <w:r>
+        <w:rPr>
+          <w:rFonts w:ascii="Calibri" w:hAnsi="Calibri" w:cs="Calibri"/>
+          <w:b w:val="0"/>
+          <w:sz w:val="22"/>
+          <w:szCs w:val="22"/>
+        </w:rPr>
+        <w:t xml:space="preserve"> </w:t>
+      </w:r>
+      <w:r>
+        <w:rPr>
+          <w:rFonts w:ascii="Calibri" w:hAnsi="Calibri" w:cs="Calibri"/>
+          <w:b w:val="0"/>
+          <w:sz w:val="22"/>
+          <w:szCs w:val="22"/>
+        </w:rPr>
+        <w:t xml:space="preserve"> </w:t>
+      </w:r>
+      <w:r>
+        <w:rPr>
+          <w:rFonts w:ascii="Calibri" w:hAnsi="Calibri" w:cs="Calibri"/>
+          <w:b w:val="0"/>
+          <w:sz w:val="22"/>
+          <w:szCs w:val="22"/>
+        </w:rPr>
+        <w:t xml:space="preserve">     </w:t>
       </w:r>
       <w:r>
         <w:rPr>
@@ -939,15 +984,6 @@
         </w:rPr>
         <w:t>team of 25 TAs</w:t>
       </w:r>
-      <w:r>
-        <w:rPr>
-          <w:rFonts w:ascii="Calibri" w:hAnsi="Calibri" w:cs="Calibri"/>
-          <w:b w:val="0"/>
-          <w:sz w:val="22"/>
-          <w:szCs w:val="22"/>
-        </w:rPr>
-        <w:t>,</w:t>
-      </w:r>
     </w:p>
     <w:p>
       <w:pPr>
@@ -1010,7 +1046,25 @@
           <w:sz w:val="22"/>
           <w:szCs w:val="22"/>
         </w:rPr>
-        <w:t xml:space="preserve"> 5 peopl</w:t>
+        <w:t xml:space="preserve"> </w:t>
+      </w:r>
+      <w:r>
+        <w:rPr>
+          <w:rFonts w:ascii="Calibri" w:hAnsi="Calibri" w:cs="Calibri"/>
+          <w:b w:val="0"/>
+          <w:sz w:val="22"/>
+          <w:szCs w:val="22"/>
+        </w:rPr>
+        <w:t>five</w:t>
+      </w:r>
+      <w:r>
+        <w:rPr>
+          <w:rFonts w:ascii="Calibri" w:hAnsi="Calibri" w:cs="Calibri"/>
+          <w:b w:val="0"/>
+          <w:sz w:val="22"/>
+          <w:szCs w:val="22"/>
+        </w:rPr>
+        <w:t xml:space="preserve"> peopl</w:t>
       </w:r>
       <w:r>
         <w:rPr>
@@ -1020,6 +1074,15 @@
           <w:szCs w:val="22"/>
         </w:rPr>
         <w:t>e</w:t>
+      </w:r>
+      <w:r>
+        <w:rPr>
+          <w:rFonts w:ascii="Calibri" w:hAnsi="Calibri" w:cs="Calibri"/>
+          <w:b w:val="0"/>
+          <w:sz w:val="22"/>
+          <w:szCs w:val="22"/>
+        </w:rPr>
+        <w:t>.</w:t>
       </w:r>
       <w:r>
         <w:rPr>
@@ -1058,7 +1121,6 @@
         </w:rPr>
         <w:tab/>
       </w:r>
-      <w:proofErr w:type="gramStart"/>
       <w:r>
         <w:rPr>
           <w:rFonts w:ascii="Calibri" w:hAnsi="Calibri" w:cs="Calibri"/>
@@ -1085,17 +1147,7 @@
           <w:sz w:val="22"/>
           <w:szCs w:val="22"/>
         </w:rPr>
-        <w:t>[</w:t>
-      </w:r>
-      <w:proofErr w:type="gramEnd"/>
-      <w:r>
-        <w:rPr>
-          <w:rFonts w:ascii="Calibri" w:hAnsi="Calibri" w:cs="Calibri"/>
-          <w:bCs/>
-          <w:sz w:val="22"/>
-          <w:szCs w:val="22"/>
-        </w:rPr>
-        <w:t xml:space="preserve">July </w:t>
+        <w:t xml:space="preserve">[July </w:t>
       </w:r>
       <w:r>
         <w:rPr>
@@ -1299,7 +1351,43 @@
           <w:sz w:val="22"/>
           <w:szCs w:val="22"/>
         </w:rPr>
-        <w:t xml:space="preserve"> handled a class of 75+ students and conducted quizzes,</w:t>
+        <w:t xml:space="preserve"> </w:t>
+      </w:r>
+      <w:r>
+        <w:rPr>
+          <w:rFonts w:ascii="Calibri" w:hAnsi="Calibri" w:cs="Calibri"/>
+          <w:b w:val="0"/>
+          <w:sz w:val="22"/>
+          <w:szCs w:val="22"/>
+        </w:rPr>
+        <w:t>H</w:t>
+      </w:r>
+      <w:r>
+        <w:rPr>
+          <w:rFonts w:ascii="Calibri" w:hAnsi="Calibri" w:cs="Calibri"/>
+          <w:b w:val="0"/>
+          <w:sz w:val="22"/>
+          <w:szCs w:val="22"/>
+        </w:rPr>
+        <w:t>andled a class of 75+ students</w:t>
+      </w:r>
+      <w:r>
+        <w:rPr>
+          <w:rFonts w:ascii="Calibri" w:hAnsi="Calibri" w:cs="Calibri"/>
+          <w:b w:val="0"/>
+          <w:sz w:val="22"/>
+          <w:szCs w:val="22"/>
+        </w:rPr>
+        <w:t>, conducted</w:t>
+      </w:r>
+      <w:r>
+        <w:rPr>
+          <w:rFonts w:ascii="Calibri" w:hAnsi="Calibri" w:cs="Calibri"/>
+          <w:b w:val="0"/>
+          <w:sz w:val="22"/>
+          <w:szCs w:val="22"/>
+        </w:rPr>
+        <w:t xml:space="preserve"> quizzes,</w:t>
       </w:r>
     </w:p>
     <w:p>
@@ -1321,6 +1409,7 @@
         </w:rPr>
         <w:t xml:space="preserve">checked </w:t>
       </w:r>
+      <w:proofErr w:type="gramStart"/>
       <w:r>
         <w:rPr>
           <w:rFonts w:ascii="Calibri" w:hAnsi="Calibri" w:cs="Calibri"/>
@@ -1337,7 +1426,26 @@
           <w:sz w:val="22"/>
           <w:szCs w:val="22"/>
         </w:rPr>
-        <w:t>, and assessed final project presentations</w:t>
+        <w:t>, and</w:t>
+      </w:r>
+      <w:proofErr w:type="gramEnd"/>
+      <w:r>
+        <w:rPr>
+          <w:rFonts w:ascii="Calibri" w:hAnsi="Calibri" w:cs="Calibri"/>
+          <w:b w:val="0"/>
+          <w:sz w:val="22"/>
+          <w:szCs w:val="22"/>
+        </w:rPr>
+        <w:t xml:space="preserve"> assessed final project presentations</w:t>
+      </w:r>
+      <w:r>
+        <w:rPr>
+          <w:rFonts w:ascii="Calibri" w:hAnsi="Calibri" w:cs="Calibri"/>
+          <w:b w:val="0"/>
+          <w:sz w:val="22"/>
+          <w:szCs w:val="22"/>
+        </w:rPr>
+        <w:t>.</w:t>
       </w:r>
       <w:r>
         <w:rPr>
@@ -1364,17 +1472,7 @@
           <w:sz w:val="22"/>
           <w:szCs w:val="22"/>
         </w:rPr>
-        <w:t xml:space="preserve">   </w:t>
-      </w:r>
-      <w:proofErr w:type="gramStart"/>
-      <w:r>
-        <w:rPr>
-          <w:rFonts w:ascii="Calibri" w:hAnsi="Calibri" w:cs="Calibri"/>
-          <w:b w:val="0"/>
-          <w:sz w:val="22"/>
-          <w:szCs w:val="22"/>
-        </w:rPr>
-        <w:t xml:space="preserve">  </w:t>
+        <w:t xml:space="preserve">     </w:t>
       </w:r>
       <w:r>
         <w:rPr>
@@ -1392,17 +1490,7 @@
           <w:sz w:val="22"/>
           <w:szCs w:val="22"/>
         </w:rPr>
-        <w:t>[</w:t>
-      </w:r>
-      <w:proofErr w:type="gramEnd"/>
-      <w:r>
-        <w:rPr>
-          <w:rFonts w:ascii="Calibri" w:hAnsi="Calibri" w:cs="Calibri"/>
-          <w:bCs/>
-          <w:sz w:val="22"/>
-          <w:szCs w:val="22"/>
-        </w:rPr>
-        <w:t xml:space="preserve">Aug - Nov </w:t>
+        <w:t xml:space="preserve">[Aug - Nov </w:t>
       </w:r>
       <w:r>
         <w:rPr>
@@ -1791,45 +1879,16 @@
           <w:sz w:val="22"/>
           <w:szCs w:val="22"/>
         </w:rPr>
-        <w:t xml:space="preserve"> and fine-tuning </w:t>
-      </w:r>
-      <w:r>
-        <w:rPr>
-          <w:rFonts w:ascii="Calibri" w:hAnsi="Calibri" w:cs="Calibri"/>
-          <w:b w:val="0"/>
-          <w:sz w:val="22"/>
-          <w:szCs w:val="22"/>
-        </w:rPr>
-        <w:t>of</w:t>
-      </w:r>
-      <w:r>
-        <w:rPr>
-          <w:rFonts w:ascii="Calibri" w:hAnsi="Calibri" w:cs="Calibri"/>
-          <w:b w:val="0"/>
-          <w:sz w:val="22"/>
-          <w:szCs w:val="22"/>
-        </w:rPr>
-        <w:t xml:space="preserve"> LLMs on CPU instead of </w:t>
-      </w:r>
-      <w:proofErr w:type="gramStart"/>
-      <w:r>
-        <w:rPr>
-          <w:rFonts w:ascii="Calibri" w:hAnsi="Calibri" w:cs="Calibri"/>
-          <w:b w:val="0"/>
-          <w:sz w:val="22"/>
-          <w:szCs w:val="22"/>
-        </w:rPr>
-        <w:t>GPU</w:t>
-      </w:r>
-      <w:proofErr w:type="gramEnd"/>
-      <w:r>
-        <w:rPr>
-          <w:rFonts w:ascii="Calibri" w:hAnsi="Calibri" w:cs="Calibri"/>
-          <w:b w:val="0"/>
-          <w:sz w:val="22"/>
-          <w:szCs w:val="22"/>
-        </w:rPr>
-        <w:t xml:space="preserve"> </w:t>
+        <w:t xml:space="preserve"> and fine-tuning LLMs on CPU instead of GPU</w:t>
+      </w:r>
+      <w:r>
+        <w:rPr>
+          <w:rFonts w:ascii="Calibri" w:hAnsi="Calibri" w:cs="Calibri"/>
+          <w:b w:val="0"/>
+          <w:sz w:val="22"/>
+          <w:szCs w:val="22"/>
+        </w:rPr>
+        <w:t>.</w:t>
       </w:r>
     </w:p>
     <w:p>
@@ -1900,6 +1959,15 @@
           <w:szCs w:val="22"/>
         </w:rPr>
         <w:t>, and BOLT</w:t>
+      </w:r>
+      <w:r>
+        <w:rPr>
+          <w:rFonts w:ascii="Calibri" w:hAnsi="Calibri" w:cs="Calibri"/>
+          <w:b w:val="0"/>
+          <w:sz w:val="22"/>
+          <w:szCs w:val="22"/>
+        </w:rPr>
+        <w:t>.</w:t>
       </w:r>
     </w:p>
     <w:p>
@@ -1999,7 +2067,42 @@
           <w:sz w:val="22"/>
           <w:szCs w:val="22"/>
         </w:rPr>
-        <w:t>Data Science Tools and Libraries:</w:t>
+        <w:t>Tools</w:t>
+      </w:r>
+      <w:r>
+        <w:rPr>
+          <w:rFonts w:ascii="Calibri" w:hAnsi="Calibri" w:cs="Calibri"/>
+          <w:b/>
+          <w:i w:val="0"/>
+          <w:iCs w:val="0"/>
+          <w:sz w:val="22"/>
+          <w:szCs w:val="22"/>
+        </w:rPr>
+        <w:t xml:space="preserve"> and </w:t>
+      </w:r>
+      <w:proofErr w:type="spellStart"/>
+      <w:r>
+        <w:rPr>
+          <w:rFonts w:ascii="Calibri" w:hAnsi="Calibri" w:cs="Calibri"/>
+          <w:b/>
+          <w:i w:val="0"/>
+          <w:iCs w:val="0"/>
+          <w:sz w:val="22"/>
+          <w:szCs w:val="22"/>
+        </w:rPr>
+        <w:t>Frameworks</w:t>
+      </w:r>
+      <w:proofErr w:type="spellEnd"/>
+      <w:r>
+        <w:rPr>
+          <w:rFonts w:ascii="Calibri" w:hAnsi="Calibri" w:cs="Calibri"/>
+          <w:b/>
+          <w:i w:val="0"/>
+          <w:iCs w:val="0"/>
+          <w:sz w:val="22"/>
+          <w:szCs w:val="22"/>
+        </w:rPr>
+        <w:t>:</w:t>
       </w:r>
       <w:r>
         <w:rPr>
@@ -2010,7 +2113,18 @@
           <w:sz w:val="22"/>
           <w:szCs w:val="22"/>
         </w:rPr>
-        <w:t xml:space="preserve"> Kaggle, </w:t>
+        <w:t xml:space="preserve"> Kaggle</w:t>
+      </w:r>
+      <w:r>
+        <w:rPr>
+          <w:rFonts w:ascii="Calibri" w:hAnsi="Calibri" w:cs="Calibri"/>
+          <w:bCs/>
+          <w:i w:val="0"/>
+          <w:iCs w:val="0"/>
+          <w:sz w:val="22"/>
+          <w:szCs w:val="22"/>
+        </w:rPr>
+        <w:t xml:space="preserve">, </w:t>
       </w:r>
       <w:proofErr w:type="spellStart"/>
       <w:r>
@@ -2022,7 +2136,7 @@
           <w:sz w:val="22"/>
           <w:szCs w:val="22"/>
         </w:rPr>
-        <w:t>PyTorch</w:t>
+        <w:t>DrivenData</w:t>
       </w:r>
       <w:proofErr w:type="spellEnd"/>
       <w:r>
@@ -2034,42 +2148,7 @@
           <w:sz w:val="22"/>
           <w:szCs w:val="22"/>
         </w:rPr>
-        <w:t xml:space="preserve">, TensorFlow, Matplotlib, Scikit-Learn, </w:t>
-      </w:r>
-      <w:proofErr w:type="spellStart"/>
-      <w:r>
-        <w:rPr>
-          <w:rFonts w:ascii="Calibri" w:hAnsi="Calibri" w:cs="Calibri"/>
-          <w:bCs/>
-          <w:i w:val="0"/>
-          <w:iCs w:val="0"/>
-          <w:sz w:val="22"/>
-          <w:szCs w:val="22"/>
-        </w:rPr>
-        <w:t>Numpy</w:t>
-      </w:r>
-      <w:proofErr w:type="spellEnd"/>
-      <w:r>
-        <w:rPr>
-          <w:rFonts w:ascii="Calibri" w:hAnsi="Calibri" w:cs="Calibri"/>
-          <w:bCs/>
-          <w:i w:val="0"/>
-          <w:iCs w:val="0"/>
-          <w:sz w:val="22"/>
-          <w:szCs w:val="22"/>
-        </w:rPr>
-        <w:t>, Pandas</w:t>
-      </w:r>
-      <w:r>
-        <w:rPr>
-          <w:rFonts w:ascii="Calibri" w:hAnsi="Calibri" w:cs="Calibri"/>
-          <w:bCs/>
-          <w:i w:val="0"/>
-          <w:iCs w:val="0"/>
-          <w:sz w:val="22"/>
-          <w:szCs w:val="22"/>
-        </w:rPr>
-        <w:t>, JAX</w:t>
+        <w:t>, Git, Flask, VS Code</w:t>
       </w:r>
     </w:p>
     <w:p>
@@ -2100,7 +2179,7 @@
           <w:sz w:val="22"/>
           <w:szCs w:val="22"/>
         </w:rPr>
-        <w:t>General:</w:t>
+        <w:t>Data Science Libraries:</w:t>
       </w:r>
       <w:r>
         <w:rPr>
@@ -2111,8 +2190,9 @@
           <w:sz w:val="22"/>
           <w:szCs w:val="22"/>
         </w:rPr>
-        <w:t xml:space="preserve"> Machine Learning, Deep Learning, Natural Language Processing</w:t>
-      </w:r>
+        <w:t xml:space="preserve"> </w:t>
+      </w:r>
+      <w:proofErr w:type="spellStart"/>
       <w:r>
         <w:rPr>
           <w:rFonts w:ascii="Calibri" w:hAnsi="Calibri" w:cs="Calibri"/>
@@ -2122,42 +2202,67 @@
           <w:sz w:val="22"/>
           <w:szCs w:val="22"/>
         </w:rPr>
-        <w:t>, Prompt Engineering</w:t>
-      </w:r>
-    </w:p>
-    <w:p>
-      <w:pPr>
-        <w:pStyle w:val="Heading8"/>
-        <w:spacing w:before="0" w:after="0"/>
-        <w:jc w:val="both"/>
+        <w:t>PyTorch</w:t>
+      </w:r>
+      <w:proofErr w:type="spellEnd"/>
+      <w:r>
         <w:rPr>
           <w:rFonts w:ascii="Calibri" w:hAnsi="Calibri" w:cs="Calibri"/>
           <w:bCs/>
           <w:i w:val="0"/>
           <w:iCs w:val="0"/>
-          <w:sz w:val="11"/>
-          <w:szCs w:val="11"/>
-        </w:rPr>
-      </w:pPr>
-    </w:p>
-    <w:p>
-      <w:pPr>
-        <w:shd w:val="clear" w:color="auto" w:fill="BFBFBF"/>
-        <w:spacing w:line="26" w:lineRule="atLeast"/>
-        <w:jc w:val="both"/>
-        <w:rPr>
-          <w:rFonts w:ascii="Calibri" w:hAnsi="Calibri" w:cs="Calibri"/>
-          <w:sz w:val="24"/>
-          <w:szCs w:val="22"/>
-        </w:rPr>
-      </w:pPr>
-      <w:r>
-        <w:rPr>
-          <w:rFonts w:ascii="Calibri" w:hAnsi="Calibri" w:cs="Calibri"/>
-          <w:sz w:val="24"/>
-          <w:szCs w:val="22"/>
-        </w:rPr>
-        <w:t>Projects</w:t>
+          <w:sz w:val="22"/>
+          <w:szCs w:val="22"/>
+        </w:rPr>
+        <w:t xml:space="preserve">, TensorFlow, </w:t>
+      </w:r>
+      <w:proofErr w:type="spellStart"/>
+      <w:r>
+        <w:rPr>
+          <w:rFonts w:ascii="Calibri" w:hAnsi="Calibri" w:cs="Calibri"/>
+          <w:bCs/>
+          <w:i w:val="0"/>
+          <w:iCs w:val="0"/>
+          <w:sz w:val="22"/>
+          <w:szCs w:val="22"/>
+        </w:rPr>
+        <w:t>Keras</w:t>
+      </w:r>
+      <w:proofErr w:type="spellEnd"/>
+      <w:r>
+        <w:rPr>
+          <w:rFonts w:ascii="Calibri" w:hAnsi="Calibri" w:cs="Calibri"/>
+          <w:bCs/>
+          <w:i w:val="0"/>
+          <w:iCs w:val="0"/>
+          <w:sz w:val="22"/>
+          <w:szCs w:val="22"/>
+        </w:rPr>
+        <w:t xml:space="preserve">, Matplotlib, Seaborn, Scikit-Learn, </w:t>
+      </w:r>
+      <w:proofErr w:type="spellStart"/>
+      <w:r>
+        <w:rPr>
+          <w:rFonts w:ascii="Calibri" w:hAnsi="Calibri" w:cs="Calibri"/>
+          <w:bCs/>
+          <w:i w:val="0"/>
+          <w:iCs w:val="0"/>
+          <w:sz w:val="22"/>
+          <w:szCs w:val="22"/>
+        </w:rPr>
+        <w:t>Numpy</w:t>
+      </w:r>
+      <w:proofErr w:type="spellEnd"/>
+      <w:r>
+        <w:rPr>
+          <w:rFonts w:ascii="Calibri" w:hAnsi="Calibri" w:cs="Calibri"/>
+          <w:bCs/>
+          <w:i w:val="0"/>
+          <w:iCs w:val="0"/>
+          <w:sz w:val="22"/>
+          <w:szCs w:val="22"/>
+        </w:rPr>
+        <w:t>, Pandas, JAX</w:t>
       </w:r>
     </w:p>
     <w:p>
@@ -2172,6 +2277,94 @@
         <w:jc w:val="both"/>
         <w:rPr>
           <w:rFonts w:ascii="Calibri" w:hAnsi="Calibri" w:cs="Calibri"/>
+          <w:bCs/>
+          <w:i w:val="0"/>
+          <w:iCs w:val="0"/>
+          <w:sz w:val="22"/>
+          <w:szCs w:val="22"/>
+        </w:rPr>
+      </w:pPr>
+      <w:r>
+        <w:rPr>
+          <w:rFonts w:ascii="Calibri" w:hAnsi="Calibri" w:cs="Calibri"/>
+          <w:b/>
+          <w:i w:val="0"/>
+          <w:iCs w:val="0"/>
+          <w:sz w:val="22"/>
+          <w:szCs w:val="22"/>
+        </w:rPr>
+        <w:t>General:</w:t>
+      </w:r>
+      <w:r>
+        <w:rPr>
+          <w:rFonts w:ascii="Calibri" w:hAnsi="Calibri" w:cs="Calibri"/>
+          <w:bCs/>
+          <w:i w:val="0"/>
+          <w:iCs w:val="0"/>
+          <w:sz w:val="22"/>
+          <w:szCs w:val="22"/>
+        </w:rPr>
+        <w:t xml:space="preserve"> Machine Learning, Deep Learning, Natural Language Processing</w:t>
+      </w:r>
+      <w:r>
+        <w:rPr>
+          <w:rFonts w:ascii="Calibri" w:hAnsi="Calibri" w:cs="Calibri"/>
+          <w:bCs/>
+          <w:i w:val="0"/>
+          <w:iCs w:val="0"/>
+          <w:sz w:val="22"/>
+          <w:szCs w:val="22"/>
+        </w:rPr>
+        <w:t>, Prompt Engineering</w:t>
+      </w:r>
+    </w:p>
+    <w:p>
+      <w:pPr>
+        <w:pStyle w:val="Heading8"/>
+        <w:spacing w:before="0" w:after="0"/>
+        <w:jc w:val="both"/>
+        <w:rPr>
+          <w:rFonts w:ascii="Calibri" w:hAnsi="Calibri" w:cs="Calibri"/>
+          <w:bCs/>
+          <w:i w:val="0"/>
+          <w:iCs w:val="0"/>
+          <w:sz w:val="11"/>
+          <w:szCs w:val="11"/>
+        </w:rPr>
+      </w:pPr>
+    </w:p>
+    <w:p>
+      <w:pPr>
+        <w:shd w:val="clear" w:color="auto" w:fill="BFBFBF"/>
+        <w:spacing w:line="26" w:lineRule="atLeast"/>
+        <w:jc w:val="both"/>
+        <w:rPr>
+          <w:rFonts w:ascii="Calibri" w:hAnsi="Calibri" w:cs="Calibri"/>
+          <w:sz w:val="24"/>
+          <w:szCs w:val="22"/>
+        </w:rPr>
+      </w:pPr>
+      <w:r>
+        <w:rPr>
+          <w:rFonts w:ascii="Calibri" w:hAnsi="Calibri" w:cs="Calibri"/>
+          <w:sz w:val="24"/>
+          <w:szCs w:val="22"/>
+        </w:rPr>
+        <w:t>Projects</w:t>
+      </w:r>
+    </w:p>
+    <w:p>
+      <w:pPr>
+        <w:pStyle w:val="Heading8"/>
+        <w:numPr>
+          <w:ilvl w:val="0"/>
+          <w:numId w:val="16"/>
+        </w:numPr>
+        <w:spacing w:before="0" w:after="0"/>
+        <w:ind w:left="360"/>
+        <w:jc w:val="both"/>
+        <w:rPr>
+          <w:rFonts w:ascii="Calibri" w:hAnsi="Calibri" w:cs="Calibri"/>
           <w:b/>
           <w:i w:val="0"/>
           <w:iCs w:val="0"/>
@@ -2327,7 +2520,16 @@
           <w:sz w:val="22"/>
           <w:szCs w:val="22"/>
         </w:rPr>
-        <w:t xml:space="preserve">NTK), under the guidance of </w:t>
+        <w:t>NTK) under the guidance of</w:t>
+      </w:r>
+      <w:r>
+        <w:rPr>
+          <w:rFonts w:ascii="Calibri" w:hAnsi="Calibri" w:cs="Calibri"/>
+          <w:b w:val="0"/>
+          <w:sz w:val="22"/>
+          <w:szCs w:val="22"/>
+        </w:rPr>
+        <w:t xml:space="preserve"> </w:t>
       </w:r>
       <w:hyperlink r:id="rId6" w:history="1">
         <w:r>
@@ -2341,6 +2543,15 @@
           <w:t>Prof. Anirban Dasgupta</w:t>
         </w:r>
       </w:hyperlink>
+      <w:r>
+        <w:rPr>
+          <w:rFonts w:ascii="Calibri" w:hAnsi="Calibri" w:cs="Calibri"/>
+          <w:b w:val="0"/>
+          <w:sz w:val="22"/>
+          <w:szCs w:val="22"/>
+        </w:rPr>
+        <w:t>.</w:t>
+      </w:r>
     </w:p>
     <w:p>
       <w:pPr>
@@ -2392,17 +2603,15 @@
         </w:rPr>
         <w:t xml:space="preserve">incorporated neural network </w:t>
       </w:r>
-      <w:proofErr w:type="gramStart"/>
-      <w:r>
-        <w:rPr>
-          <w:rFonts w:ascii="Calibri" w:hAnsi="Calibri" w:cs="Calibri"/>
-          <w:b w:val="0"/>
-          <w:sz w:val="22"/>
-          <w:szCs w:val="22"/>
-        </w:rPr>
-        <w:t>principals</w:t>
-      </w:r>
-      <w:proofErr w:type="gramEnd"/>
+      <w:r>
+        <w:rPr>
+          <w:rFonts w:ascii="Calibri" w:hAnsi="Calibri" w:cs="Calibri"/>
+          <w:b w:val="0"/>
+          <w:sz w:val="22"/>
+          <w:szCs w:val="22"/>
+        </w:rPr>
+        <w:t>principles.</w:t>
+      </w:r>
     </w:p>
     <w:p>
       <w:pPr>
@@ -2734,7 +2943,7 @@
           <w:sz w:val="22"/>
           <w:szCs w:val="22"/>
         </w:rPr>
-        <w:t>addressed earlier existing challenges</w:t>
+        <w:t>addressed existing challenges</w:t>
       </w:r>
       <w:r>
         <w:rPr>
@@ -2752,19 +2961,17 @@
           <w:sz w:val="22"/>
           <w:szCs w:val="22"/>
         </w:rPr>
-        <w:t xml:space="preserve"> including page reloading, authentication, and potential security </w:t>
-      </w:r>
-      <w:proofErr w:type="gramStart"/>
-      <w:r>
-        <w:rPr>
-          <w:rFonts w:ascii="Calibri" w:hAnsi="Calibri" w:cs="Calibri"/>
-          <w:b w:val="0"/>
-          <w:sz w:val="22"/>
-          <w:szCs w:val="22"/>
-        </w:rPr>
-        <w:t>vulnerabilities</w:t>
-      </w:r>
-      <w:proofErr w:type="gramEnd"/>
+        <w:t xml:space="preserve"> including page reloading, authentication, and potential security vulnerabilities</w:t>
+      </w:r>
+      <w:r>
+        <w:rPr>
+          <w:rFonts w:ascii="Calibri" w:hAnsi="Calibri" w:cs="Calibri"/>
+          <w:b w:val="0"/>
+          <w:sz w:val="22"/>
+          <w:szCs w:val="22"/>
+        </w:rPr>
+        <w:t>.</w:t>
+      </w:r>
     </w:p>
     <w:p>
       <w:pPr>
@@ -2795,19 +3002,17 @@
           <w:sz w:val="22"/>
           <w:szCs w:val="22"/>
         </w:rPr>
-        <w:t xml:space="preserve"> involved enhancing user experience and fortifying the website against potential </w:t>
-      </w:r>
-      <w:proofErr w:type="gramStart"/>
-      <w:r>
-        <w:rPr>
-          <w:rFonts w:ascii="Calibri" w:hAnsi="Calibri" w:cs="Calibri"/>
-          <w:b w:val="0"/>
-          <w:sz w:val="22"/>
-          <w:szCs w:val="22"/>
-        </w:rPr>
-        <w:t>threats</w:t>
-      </w:r>
-      <w:proofErr w:type="gramEnd"/>
+        <w:t xml:space="preserve"> involved enhancing user experience and fortifying the website against potential threats</w:t>
+      </w:r>
+      <w:r>
+        <w:rPr>
+          <w:rFonts w:ascii="Calibri" w:hAnsi="Calibri" w:cs="Calibri"/>
+          <w:b w:val="0"/>
+          <w:sz w:val="22"/>
+          <w:szCs w:val="22"/>
+        </w:rPr>
+        <w:t>.</w:t>
+      </w:r>
     </w:p>
     <w:p>
       <w:pPr>
@@ -2830,6 +3035,15 @@
           <w:szCs w:val="22"/>
         </w:rPr>
         <w:t>Proficiently utilized SQL, Python, Flask, HTML5, and CSS</w:t>
+      </w:r>
+      <w:r>
+        <w:rPr>
+          <w:rFonts w:ascii="Calibri" w:hAnsi="Calibri" w:cs="Calibri"/>
+          <w:b w:val="0"/>
+          <w:sz w:val="22"/>
+          <w:szCs w:val="22"/>
+        </w:rPr>
+        <w:t>.</w:t>
       </w:r>
     </w:p>
     <w:p>
@@ -3183,55 +3397,47 @@
           <w:sz w:val="22"/>
           <w:szCs w:val="22"/>
         </w:rPr>
-        <w:t xml:space="preserve"> library named “</w:t>
-      </w:r>
-      <w:r>
-        <w:rPr>
-          <w:rFonts w:ascii="Calibri" w:hAnsi="Calibri" w:cs="Calibri"/>
-          <w:b w:val="0"/>
-          <w:sz w:val="22"/>
-          <w:szCs w:val="22"/>
-        </w:rPr>
-        <w:t>customized-decision-tree</w:t>
-      </w:r>
-      <w:r>
-        <w:rPr>
-          <w:rFonts w:ascii="Calibri" w:hAnsi="Calibri" w:cs="Calibri"/>
-          <w:b w:val="0"/>
-          <w:sz w:val="22"/>
-          <w:szCs w:val="22"/>
-        </w:rPr>
-        <w:t>-library</w:t>
-      </w:r>
-      <w:r>
-        <w:rPr>
-          <w:rFonts w:ascii="Calibri" w:hAnsi="Calibri" w:cs="Calibri"/>
-          <w:b w:val="0"/>
-          <w:sz w:val="22"/>
-          <w:szCs w:val="22"/>
-        </w:rPr>
-        <w:t>-0.1” for creating decision trees</w:t>
-      </w:r>
-      <w:r>
-        <w:rPr>
-          <w:rFonts w:ascii="Calibri" w:hAnsi="Calibri" w:cs="Calibri"/>
-          <w:b w:val="0"/>
-          <w:sz w:val="22"/>
-          <w:szCs w:val="22"/>
-        </w:rPr>
-        <w:t xml:space="preserve"> and conducting various classification </w:t>
-      </w:r>
-      <w:proofErr w:type="gramStart"/>
-      <w:r>
-        <w:rPr>
-          <w:rFonts w:ascii="Calibri" w:hAnsi="Calibri" w:cs="Calibri"/>
-          <w:b w:val="0"/>
-          <w:sz w:val="22"/>
-          <w:szCs w:val="22"/>
-        </w:rPr>
-        <w:t>tasks</w:t>
-      </w:r>
-      <w:proofErr w:type="gramEnd"/>
+        <w:t xml:space="preserve"> library named </w:t>
+      </w:r>
+      <w:r>
+        <w:rPr>
+          <w:rFonts w:ascii="Calibri" w:hAnsi="Calibri" w:cs="Calibri"/>
+          <w:b w:val="0"/>
+          <w:sz w:val="22"/>
+          <w:szCs w:val="22"/>
+        </w:rPr>
+        <w:t>“</w:t>
+      </w:r>
+      <w:hyperlink r:id="rId7" w:history="1">
+        <w:r>
+          <w:rPr>
+            <w:rStyle w:val="Hyperlink"/>
+            <w:rFonts w:ascii="Calibri" w:hAnsi="Calibri" w:cs="Calibri"/>
+            <w:b w:val="0"/>
+            <w:sz w:val="22"/>
+            <w:szCs w:val="22"/>
+          </w:rPr>
+          <w:t>customized-decision-tree-library-0.1</w:t>
+        </w:r>
+      </w:hyperlink>
+      <w:r>
+        <w:rPr>
+          <w:rFonts w:ascii="Calibri" w:hAnsi="Calibri" w:cs="Calibri"/>
+          <w:b w:val="0"/>
+          <w:sz w:val="22"/>
+          <w:szCs w:val="22"/>
+        </w:rPr>
+        <w:t>” for creating decision trees</w:t>
+      </w:r>
+      <w:r>
+        <w:rPr>
+          <w:rFonts w:ascii="Calibri" w:hAnsi="Calibri" w:cs="Calibri"/>
+          <w:b w:val="0"/>
+          <w:sz w:val="22"/>
+          <w:szCs w:val="22"/>
+        </w:rPr>
+        <w:t>.</w:t>
+      </w:r>
     </w:p>
     <w:p>
       <w:pPr>
@@ -3282,7 +3488,27 @@
           <w:sz w:val="22"/>
           <w:szCs w:val="22"/>
         </w:rPr>
-        <w:t xml:space="preserve">for visualization of the effects of </w:t>
+        <w:t xml:space="preserve">to </w:t>
+      </w:r>
+      <w:proofErr w:type="spellStart"/>
+      <w:r>
+        <w:rPr>
+          <w:rFonts w:ascii="Calibri" w:hAnsi="Calibri" w:cs="Calibri"/>
+          <w:b w:val="0"/>
+          <w:sz w:val="22"/>
+          <w:szCs w:val="22"/>
+        </w:rPr>
+        <w:t>visualise</w:t>
+      </w:r>
+      <w:proofErr w:type="spellEnd"/>
+      <w:r>
+        <w:rPr>
+          <w:rFonts w:ascii="Calibri" w:hAnsi="Calibri" w:cs="Calibri"/>
+          <w:b w:val="0"/>
+          <w:sz w:val="22"/>
+          <w:szCs w:val="22"/>
+        </w:rPr>
+        <w:t xml:space="preserve"> the effects of </w:t>
       </w:r>
       <w:r>
         <w:rPr>
@@ -3327,19 +3553,17 @@
           <w:sz w:val="22"/>
           <w:szCs w:val="22"/>
         </w:rPr>
-        <w:t xml:space="preserve">3-sigma ellipse </w:t>
-      </w:r>
-      <w:proofErr w:type="gramStart"/>
-      <w:r>
-        <w:rPr>
-          <w:rFonts w:ascii="Calibri" w:hAnsi="Calibri" w:cs="Calibri"/>
-          <w:b w:val="0"/>
-          <w:sz w:val="22"/>
-          <w:szCs w:val="22"/>
-        </w:rPr>
-        <w:t>plot</w:t>
-      </w:r>
-      <w:proofErr w:type="gramEnd"/>
+        <w:t>3-sigma ellipse plot</w:t>
+      </w:r>
+      <w:r>
+        <w:rPr>
+          <w:rFonts w:ascii="Calibri" w:hAnsi="Calibri" w:cs="Calibri"/>
+          <w:b w:val="0"/>
+          <w:sz w:val="22"/>
+          <w:szCs w:val="22"/>
+        </w:rPr>
+        <w:t>.</w:t>
+      </w:r>
     </w:p>
     <w:p>
       <w:pPr>
@@ -3579,19 +3803,17 @@
           <w:sz w:val="22"/>
           <w:szCs w:val="22"/>
         </w:rPr>
-        <w:t xml:space="preserve">dition and deletion capabilities using </w:t>
-      </w:r>
-      <w:proofErr w:type="gramStart"/>
-      <w:r>
-        <w:rPr>
-          <w:rFonts w:ascii="Calibri" w:hAnsi="Calibri" w:cs="Calibri"/>
-          <w:b w:val="0"/>
-          <w:sz w:val="22"/>
-          <w:szCs w:val="22"/>
-        </w:rPr>
-        <w:t>buttons</w:t>
-      </w:r>
-      <w:proofErr w:type="gramEnd"/>
+        <w:t>dition and deletion capabilities using buttons</w:t>
+      </w:r>
+      <w:r>
+        <w:rPr>
+          <w:rFonts w:ascii="Calibri" w:hAnsi="Calibri" w:cs="Calibri"/>
+          <w:b w:val="0"/>
+          <w:sz w:val="22"/>
+          <w:szCs w:val="22"/>
+        </w:rPr>
+        <w:t>.</w:t>
+      </w:r>
     </w:p>
     <w:p>
       <w:pPr>
@@ -3622,19 +3844,17 @@
           <w:sz w:val="22"/>
           <w:szCs w:val="22"/>
         </w:rPr>
-        <w:t xml:space="preserve">experience, providing real-time contact name suggestions while </w:t>
-      </w:r>
-      <w:proofErr w:type="gramStart"/>
-      <w:r>
-        <w:rPr>
-          <w:rFonts w:ascii="Calibri" w:hAnsi="Calibri" w:cs="Calibri"/>
-          <w:b w:val="0"/>
-          <w:sz w:val="22"/>
-          <w:szCs w:val="22"/>
-        </w:rPr>
-        <w:t>typing</w:t>
-      </w:r>
-      <w:proofErr w:type="gramEnd"/>
+        <w:t>experience, providing real-time contact name suggestions while typing</w:t>
+      </w:r>
+      <w:r>
+        <w:rPr>
+          <w:rFonts w:ascii="Calibri" w:hAnsi="Calibri" w:cs="Calibri"/>
+          <w:b w:val="0"/>
+          <w:sz w:val="22"/>
+          <w:szCs w:val="22"/>
+        </w:rPr>
+        <w:t>.</w:t>
+      </w:r>
     </w:p>
     <w:p>
       <w:pPr>
@@ -5924,6 +6144,26 @@
       <w:lang w:val="en-US" w:eastAsia="en-US"/>
     </w:rPr>
   </w:style>
+  <w:style w:type="paragraph" w:styleId="Heading1">
+    <w:name w:val="heading 1"/>
+    <w:basedOn w:val="Normal"/>
+    <w:next w:val="Normal"/>
+    <w:link w:val="Heading1Char"/>
+    <w:qFormat/>
+    <w:rsid w:val="003A67A4"/>
+    <w:pPr>
+      <w:keepNext/>
+      <w:keepLines/>
+      <w:spacing w:before="240"/>
+      <w:outlineLvl w:val="0"/>
+    </w:pPr>
+    <w:rPr>
+      <w:rFonts w:asciiTheme="majorHAnsi" w:eastAsiaTheme="majorEastAsia" w:hAnsiTheme="majorHAnsi" w:cstheme="majorBidi"/>
+      <w:color w:val="2F5496" w:themeColor="accent1" w:themeShade="BF"/>
+      <w:sz w:val="32"/>
+      <w:szCs w:val="32"/>
+    </w:rPr>
+  </w:style>
   <w:style w:type="paragraph" w:styleId="Heading8">
     <w:name w:val="heading 8"/>
     <w:basedOn w:val="Normal"/>
@@ -6081,6 +6321,20 @@
     <w:rPr>
       <w:color w:val="954F72" w:themeColor="followedHyperlink"/>
       <w:u w:val="single"/>
+    </w:rPr>
+  </w:style>
+  <w:style w:type="character" w:customStyle="1" w:styleId="Heading1Char">
+    <w:name w:val="Heading 1 Char"/>
+    <w:basedOn w:val="DefaultParagraphFont"/>
+    <w:link w:val="Heading1"/>
+    <w:rsid w:val="003A67A4"/>
+    <w:rPr>
+      <w:rFonts w:asciiTheme="majorHAnsi" w:eastAsiaTheme="majorEastAsia" w:hAnsiTheme="majorHAnsi" w:cstheme="majorBidi"/>
+      <w:b/>
+      <w:color w:val="2F5496" w:themeColor="accent1" w:themeShade="BF"/>
+      <w:sz w:val="32"/>
+      <w:szCs w:val="32"/>
+      <w:lang w:val="en-US" w:eastAsia="en-US"/>
     </w:rPr>
   </w:style>
 </w:styles>

--- a/files/Pinki_KUMARI.docx
+++ b/files/Pinki_KUMARI.docx
@@ -2078,21 +2078,8 @@
           <w:sz w:val="22"/>
           <w:szCs w:val="22"/>
         </w:rPr>
-        <w:t xml:space="preserve"> and </w:t>
-      </w:r>
-      <w:proofErr w:type="spellStart"/>
-      <w:r>
-        <w:rPr>
-          <w:rFonts w:ascii="Calibri" w:hAnsi="Calibri" w:cs="Calibri"/>
-          <w:b/>
-          <w:i w:val="0"/>
-          <w:iCs w:val="0"/>
-          <w:sz w:val="22"/>
-          <w:szCs w:val="22"/>
-        </w:rPr>
-        <w:t>Frameworks</w:t>
-      </w:r>
-      <w:proofErr w:type="spellEnd"/>
+        <w:t xml:space="preserve"> and Frameworks</w:t>
+      </w:r>
       <w:r>
         <w:rPr>
           <w:rFonts w:ascii="Calibri" w:hAnsi="Calibri" w:cs="Calibri"/>
@@ -4018,89 +4005,91 @@
           <w:sz w:val="22"/>
           <w:szCs w:val="22"/>
         </w:rPr>
-        <w:t>Sec</w:t>
-      </w:r>
-      <w:r>
-        <w:rPr>
-          <w:rFonts w:ascii="Calibri" w:hAnsi="Calibri" w:cs="Calibri"/>
-          <w:b w:val="0"/>
-          <w:sz w:val="22"/>
-          <w:szCs w:val="22"/>
-        </w:rPr>
-        <w:t>ured 8</w:t>
-      </w:r>
-      <w:r>
-        <w:rPr>
-          <w:rFonts w:ascii="Calibri" w:hAnsi="Calibri" w:cs="Calibri"/>
-          <w:b w:val="0"/>
-          <w:sz w:val="22"/>
-          <w:szCs w:val="22"/>
-          <w:vertAlign w:val="superscript"/>
-        </w:rPr>
-        <w:t>th</w:t>
-      </w:r>
-      <w:r>
-        <w:rPr>
-          <w:rFonts w:ascii="Calibri" w:hAnsi="Calibri" w:cs="Calibri"/>
-          <w:b w:val="0"/>
-          <w:sz w:val="22"/>
-          <w:szCs w:val="22"/>
-        </w:rPr>
-        <w:t xml:space="preserve"> </w:t>
-      </w:r>
-      <w:r>
-        <w:rPr>
-          <w:rFonts w:ascii="Calibri" w:hAnsi="Calibri" w:cs="Calibri"/>
-          <w:b w:val="0"/>
-          <w:sz w:val="22"/>
-          <w:szCs w:val="22"/>
-        </w:rPr>
-        <w:t xml:space="preserve">state </w:t>
-      </w:r>
-      <w:r>
-        <w:rPr>
-          <w:rFonts w:ascii="Calibri" w:hAnsi="Calibri" w:cs="Calibri"/>
-          <w:b w:val="0"/>
-          <w:sz w:val="22"/>
-          <w:szCs w:val="22"/>
-        </w:rPr>
-        <w:t xml:space="preserve">rank in </w:t>
-      </w:r>
-      <w:r>
-        <w:rPr>
-          <w:rFonts w:ascii="Calibri" w:hAnsi="Calibri" w:cs="Calibri"/>
-          <w:b w:val="0"/>
-          <w:sz w:val="22"/>
-          <w:szCs w:val="22"/>
-        </w:rPr>
-        <w:t xml:space="preserve">the </w:t>
-      </w:r>
-      <w:r>
-        <w:rPr>
-          <w:rFonts w:ascii="Calibri" w:hAnsi="Calibri" w:cs="Calibri"/>
-          <w:b w:val="0"/>
-          <w:sz w:val="22"/>
-          <w:szCs w:val="22"/>
-        </w:rPr>
-        <w:t xml:space="preserve">International </w:t>
-      </w:r>
-      <w:r>
-        <w:rPr>
-          <w:rFonts w:ascii="Calibri" w:hAnsi="Calibri" w:cs="Calibri"/>
-          <w:b w:val="0"/>
-          <w:sz w:val="22"/>
-          <w:szCs w:val="22"/>
-        </w:rPr>
-        <w:t>Ol</w:t>
-      </w:r>
-      <w:r>
-        <w:rPr>
-          <w:rFonts w:ascii="Calibri" w:hAnsi="Calibri" w:cs="Calibri"/>
-          <w:b w:val="0"/>
-          <w:sz w:val="22"/>
-          <w:szCs w:val="22"/>
-        </w:rPr>
-        <w:t>ympiad of Mathematics 2010</w:t>
+        <w:t xml:space="preserve">Solved 350+ questions on </w:t>
+      </w:r>
+      <w:proofErr w:type="spellStart"/>
+      <w:r>
+        <w:rPr>
+          <w:rFonts w:ascii="Calibri" w:hAnsi="Calibri" w:cs="Calibri"/>
+          <w:b w:val="0"/>
+          <w:sz w:val="22"/>
+          <w:szCs w:val="22"/>
+        </w:rPr>
+        <w:t>LeetCode</w:t>
+      </w:r>
+      <w:proofErr w:type="spellEnd"/>
+      <w:r>
+        <w:rPr>
+          <w:rFonts w:ascii="Calibri" w:hAnsi="Calibri" w:cs="Calibri"/>
+          <w:b w:val="0"/>
+          <w:sz w:val="22"/>
+          <w:szCs w:val="22"/>
+        </w:rPr>
+        <w:t>, with a contest ranking 1447/461,271.</w:t>
+      </w:r>
+    </w:p>
+    <w:p>
+      <w:pPr>
+        <w:pStyle w:val="ListParagraph"/>
+        <w:numPr>
+          <w:ilvl w:val="0"/>
+          <w:numId w:val="22"/>
+        </w:numPr>
+        <w:rPr>
+          <w:rFonts w:ascii="Calibri" w:hAnsi="Calibri" w:cs="Calibri"/>
+          <w:b w:val="0"/>
+          <w:sz w:val="22"/>
+          <w:szCs w:val="22"/>
+        </w:rPr>
+      </w:pPr>
+      <w:r>
+        <w:rPr>
+          <w:rFonts w:ascii="Calibri" w:hAnsi="Calibri" w:cs="Calibri"/>
+          <w:b w:val="0"/>
+          <w:sz w:val="22"/>
+          <w:szCs w:val="22"/>
+        </w:rPr>
+        <w:t xml:space="preserve">Solved Questions on </w:t>
+      </w:r>
+      <w:proofErr w:type="spellStart"/>
+      <w:r>
+        <w:rPr>
+          <w:rFonts w:ascii="Calibri" w:hAnsi="Calibri" w:cs="Calibri"/>
+          <w:b w:val="0"/>
+          <w:sz w:val="22"/>
+          <w:szCs w:val="22"/>
+        </w:rPr>
+        <w:t>GeeksForGeeks</w:t>
+      </w:r>
+      <w:proofErr w:type="spellEnd"/>
+      <w:r>
+        <w:rPr>
+          <w:rFonts w:ascii="Calibri" w:hAnsi="Calibri" w:cs="Calibri"/>
+          <w:b w:val="0"/>
+          <w:sz w:val="22"/>
+          <w:szCs w:val="22"/>
+        </w:rPr>
+        <w:t xml:space="preserve">, </w:t>
+      </w:r>
+      <w:proofErr w:type="spellStart"/>
+      <w:r>
+        <w:rPr>
+          <w:rFonts w:ascii="Calibri" w:hAnsi="Calibri" w:cs="Calibri"/>
+          <w:b w:val="0"/>
+          <w:sz w:val="22"/>
+          <w:szCs w:val="22"/>
+        </w:rPr>
+        <w:t>CodingNinjas</w:t>
+      </w:r>
+      <w:proofErr w:type="spellEnd"/>
+      <w:r>
+        <w:rPr>
+          <w:rFonts w:ascii="Calibri" w:hAnsi="Calibri" w:cs="Calibri"/>
+          <w:b w:val="0"/>
+          <w:sz w:val="22"/>
+          <w:szCs w:val="22"/>
+        </w:rPr>
+        <w:t>, etc.</w:t>
       </w:r>
     </w:p>
     <w:sectPr>
